--- a/Chuong1_ERP_MuaHang_CongNoNCC.docx
+++ b/Chuong1_ERP_MuaHang_CongNoNCC.docx
@@ -74,7 +74,7 @@
           <w:szCs w:val="26"/>
           <w:lang w:val="vi-VN"/>
         </w:rPr>
-        <w:t xml:space="preserve">Xuất phát từ thực tế đó, đề tài hướng tới xây dựng hệ thống ERP quản lý chuỗi cung ứng và thi công cho doanh nghiệp NST, số hoá xuyên suốt vòng đời một đơn hàng: từ khi nhân viên kinh doanh chăm sóc khách hàng và tạo đơn hàng, nhân viên vận hành cập nhật phương án vận chuyển – thi công và phân công đội thợ, đến khi kế toán phân tích vật tư nào tự sản xuất (cửa) và vật tư nào cần mua ngoài (sàn, tấm ốp) để chọn nhà cung cấp, tạo đề xuất mua, tạo đề xuất chi, gửi duyệt qua nhóm Telegram, thanh toán bằng mã QR chuyển khoản và đối soát công nợ theo từng nhà cung cấp. Do các sản phẩm mua ngoài được giao thẳng đến công trình mà không cần nhập xuất kho nội bộ, hệ thống tập trung quản lý dòng tiền và công nợ với nhà cung cấp thay vì quản lý tồn kho vật lý. Việc đưa toàn bộ quy trình lên một nền tảng thống nhất giúp từng bộ phận thao tác nhanh, ít sai sót hơn, đồng thời giúp quản lý kiểm soát dòng tiền chi cho các nhà cung cấp một cách minh bạch, có thể truy vết đến từng phê duyệt.</w:t>
+        <w:t xml:space="preserve">Xuất phát từ thực tế đó, đề tài hướng tới xây dựng hệ thống ERP quản lý chuỗi cung ứng và thi công tích hợp trợ lý AI cho doanh nghiệp NST, số hoá xuyên suốt vòng đời một đơn hàng: từ khi nhân viên kinh doanh chăm sóc khách hàng và tạo đơn hàng, nhân viên vận hành cập nhật phương án vận chuyển – thi công và phân công đội thợ, đến khi kế toán phân tích vật tư nào tự sản xuất (cửa) và vật tư nào cần mua ngoài (sàn, tấm ốp) để chọn nhà cung cấp, tạo đề xuất mua, tạo đề xuất chi, gửi duyệt qua nhóm Telegram, thanh toán bằng mã QR chuyển khoản và đối soát công nợ theo từng nhà cung cấp. Do các sản phẩm mua ngoài được giao thẳng đến công trình mà không cần nhập xuất kho nội bộ, hệ thống tập trung quản lý dòng tiền và công nợ với nhà cung cấp thay vì quản lý tồn kho vật lý. Việc đưa toàn bộ quy trình lên một nền tảng thống nhất giúp từng bộ phận thao tác nhanh, ít sai sót hơn, đồng thời giúp quản lý kiểm soát dòng tiền chi cho các nhà cung cấp một cách minh bạch, có thể truy vết đến từng phê duyệt.</w:t>
       </w:r>
     </w:p>
     <w:p>
